--- a/public/files/application-form/2026_THBA_참가신청서.docx
+++ b/public/files/application-form/2026_THBA_참가신청서.docx
@@ -1,6 +1,6 @@
 
 <file path=word/document.xml><?xml version="1.0" encoding="utf-8"?>
-<w:document xmlns:wpc="http://schemas.microsoft.com/office/word/2010/wordprocessingCanvas" xmlns:cx="http://schemas.microsoft.com/office/drawing/2014/chartex" xmlns:cx1="http://schemas.microsoft.com/office/drawing/2015/9/8/chartex" xmlns:cx2="http://schemas.microsoft.com/office/drawing/2015/10/21/chartex" xmlns:cx3="http://schemas.microsoft.com/office/drawing/2016/5/9/chartex" xmlns:cx4="http://schemas.microsoft.com/office/drawing/2016/5/10/chartex" xmlns:cx5="http://schemas.microsoft.com/office/drawing/2016/5/11/chartex" xmlns:cx6="http://schemas.microsoft.com/office/drawing/2016/5/12/chartex" xmlns:cx7="http://schemas.microsoft.com/office/drawing/2016/5/13/chartex" xmlns:cx8="http://schemas.microsoft.com/office/drawing/2016/5/14/chartex" xmlns:mc="http://schemas.openxmlformats.org/markup-compatibility/2006" xmlns:aink="http://schemas.microsoft.com/office/drawing/2016/ink" xmlns:am3d="http://schemas.microsoft.com/office/drawing/2017/model3d" xmlns:o="urn:schemas-microsoft-com:office:office" xmlns:oel="http://schemas.microsoft.com/office/2019/extlst" xmlns:r="http://schemas.openxmlformats.org/officeDocument/2006/relationships" xmlns:m="http://schemas.openxmlformats.org/officeDocument/2006/math" xmlns:v="urn:schemas-microsoft-com:vml" xmlns:wp14="http://schemas.microsoft.com/office/word/2010/wordprocessingDrawing" xmlns:wp="http://schemas.openxmlformats.org/drawingml/2006/wordprocessingDrawing" xmlns:w10="urn:schemas-microsoft-com:office:word" xmlns:w="http://schemas.openxmlformats.org/wordprocessingml/2006/main" xmlns:w14="http://schemas.microsoft.com/office/word/2010/wordml" xmlns:w15="http://schemas.microsoft.com/office/word/2012/wordml" xmlns:w16cex="http://schemas.microsoft.com/office/word/2018/wordml/cex" xmlns:w16cid="http://schemas.microsoft.com/office/word/2016/wordml/cid" xmlns:w16="http://schemas.microsoft.com/office/word/2018/wordml" xmlns:w16sdtdh="http://schemas.microsoft.com/office/word/2020/wordml/sdtdatahash" xmlns:w16se="http://schemas.microsoft.com/office/word/2015/wordml/symex" xmlns:wpg="http://schemas.microsoft.com/office/word/2010/wordprocessingGroup" xmlns:wpi="http://schemas.microsoft.com/office/word/2010/wordprocessingInk" xmlns:wne="http://schemas.microsoft.com/office/word/2006/wordml" xmlns:wps="http://schemas.microsoft.com/office/word/2010/wordprocessingShape" mc:Ignorable="w14 w15 w16se w16cid w16 w16cex w16sdtdh wp14">
+<w:document xmlns:wpc="http://schemas.microsoft.com/office/word/2010/wordprocessingCanvas" xmlns:cx="http://schemas.microsoft.com/office/drawing/2014/chartex" xmlns:cx1="http://schemas.microsoft.com/office/drawing/2015/9/8/chartex" xmlns:cx2="http://schemas.microsoft.com/office/drawing/2015/10/21/chartex" xmlns:cx3="http://schemas.microsoft.com/office/drawing/2016/5/9/chartex" xmlns:cx4="http://schemas.microsoft.com/office/drawing/2016/5/10/chartex" xmlns:cx5="http://schemas.microsoft.com/office/drawing/2016/5/11/chartex" xmlns:cx6="http://schemas.microsoft.com/office/drawing/2016/5/12/chartex" xmlns:cx7="http://schemas.microsoft.com/office/drawing/2016/5/13/chartex" xmlns:cx8="http://schemas.microsoft.com/office/drawing/2016/5/14/chartex" xmlns:mc="http://schemas.openxmlformats.org/markup-compatibility/2006" xmlns:aink="http://schemas.microsoft.com/office/drawing/2016/ink" xmlns:am3d="http://schemas.microsoft.com/office/drawing/2017/model3d" xmlns:o="urn:schemas-microsoft-com:office:office" xmlns:oel="http://schemas.microsoft.com/office/2019/extlst" xmlns:r="http://schemas.openxmlformats.org/officeDocument/2006/relationships" xmlns:m="http://schemas.openxmlformats.org/officeDocument/2006/math" xmlns:v="urn:schemas-microsoft-com:vml" xmlns:wp14="http://schemas.microsoft.com/office/word/2010/wordprocessingDrawing" xmlns:wp="http://schemas.openxmlformats.org/drawingml/2006/wordprocessingDrawing" xmlns:w10="urn:schemas-microsoft-com:office:word" xmlns:w="http://schemas.openxmlformats.org/wordprocessingml/2006/main" xmlns:w14="http://schemas.microsoft.com/office/word/2010/wordml" xmlns:w15="http://schemas.microsoft.com/office/word/2012/wordml" xmlns:w16cex="http://schemas.microsoft.com/office/word/2018/wordml/cex" xmlns:w16cid="http://schemas.microsoft.com/office/word/2016/wordml/cid" xmlns:w16="http://schemas.microsoft.com/office/word/2018/wordml" xmlns:w16du="http://schemas.microsoft.com/office/word/2023/wordml/word16du" xmlns:w16sdtdh="http://schemas.microsoft.com/office/word/2020/wordml/sdtdatahash" xmlns:w16sdtfl="http://schemas.microsoft.com/office/word/2024/wordml/sdtformatlock" xmlns:w16se="http://schemas.microsoft.com/office/word/2015/wordml/symex" xmlns:wpg="http://schemas.microsoft.com/office/word/2010/wordprocessingGroup" xmlns:wpi="http://schemas.microsoft.com/office/word/2010/wordprocessingInk" xmlns:wne="http://schemas.microsoft.com/office/word/2006/wordml" xmlns:wps="http://schemas.microsoft.com/office/word/2010/wordprocessingShape" mc:Ignorable="w14 w15 w16se w16cid w16 w16cex w16sdtdh w16sdtfl w16du wp14">
   <w:body>
     <w:p>
       <w:pPr>
@@ -258,7 +258,7 @@
               </wp:anchor>
             </w:drawing>
           </mc:Choice>
-          <mc:Fallback xmlns:w16sdtfl="http://schemas.microsoft.com/office/word/2024/wordml/sdtformatlock" xmlns:w16du="http://schemas.microsoft.com/office/word/2023/wordml/word16du">
+          <mc:Fallback>
             <w:pict>
               <v:rect w14:anchorId="64D08987" id="shape1030" o:spid="_x0000_s1026" style="position:absolute;left:0;text-align:left;margin-left:77pt;margin-top:491.1pt;width:362.5pt;height:25.3pt;z-index:251668480;visibility:visible;mso-wrap-style:square;mso-width-percent:0;mso-wrap-distance-left:9pt;mso-wrap-distance-top:0;mso-wrap-distance-right:9pt;mso-wrap-distance-bottom:0;mso-position-horizontal:absolute;mso-position-horizontal-relative:text;mso-position-vertical:absolute;mso-position-vertical-relative:text;mso-width-percent:0;mso-width-relative:margin;v-text-anchor:top" o:gfxdata="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" filled="f" stroked="f">
                 <v:textbox>
@@ -342,7 +342,7 @@
               </wp:anchor>
             </w:drawing>
           </mc:Choice>
-          <mc:Fallback xmlns:w16sdtfl="http://schemas.microsoft.com/office/word/2024/wordml/sdtformatlock" xmlns:w16du="http://schemas.microsoft.com/office/word/2023/wordml/word16du">
+          <mc:Fallback>
             <w:pict>
               <v:rect w14:anchorId="6BF16D47" id="shape1028" o:spid="_x0000_s1027" style="position:absolute;left:0;text-align:left;margin-left:77.65pt;margin-top:452.9pt;width:362.5pt;height:28.05pt;z-index:251666432;visibility:visible;mso-wrap-style:square;mso-width-percent:0;mso-wrap-distance-left:9pt;mso-wrap-distance-top:0;mso-wrap-distance-right:9pt;mso-wrap-distance-bottom:0;mso-position-horizontal:absolute;mso-position-horizontal-relative:text;mso-position-vertical:absolute;mso-position-vertical-relative:text;mso-width-percent:0;mso-width-relative:margin;v-text-anchor:top" o:gfxdata="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" filled="f" stroked="f">
                 <v:textbox>
@@ -378,16 +378,16 @@
         </w:rPr>
         <w:lastRenderedPageBreak/>
         <w:drawing>
-          <wp:anchor distT="0" distB="0" distL="114300" distR="114300" simplePos="0" relativeHeight="251727872" behindDoc="1" locked="0" layoutInCell="1" hidden="0" allowOverlap="1" wp14:anchorId="37F3B9E5" wp14:editId="1D94CF49">
+          <wp:anchor distT="0" distB="0" distL="114300" distR="114300" simplePos="0" relativeHeight="251727872" behindDoc="1" locked="0" layoutInCell="1" hidden="0" allowOverlap="1" wp14:anchorId="37F3B9E5" wp14:editId="280CDEF5">
             <wp:simplePos x="0" y="0"/>
             <wp:positionH relativeFrom="column">
-              <wp:posOffset>-908050</wp:posOffset>
+              <wp:posOffset>-902532</wp:posOffset>
             </wp:positionH>
             <wp:positionV relativeFrom="paragraph">
-              <wp:posOffset>-1075221</wp:posOffset>
+              <wp:posOffset>-1072184</wp:posOffset>
             </wp:positionV>
-            <wp:extent cx="7558592" cy="10690552"/>
-            <wp:effectExtent l="0" t="0" r="4445" b="0"/>
+            <wp:extent cx="7550758" cy="10690552"/>
+            <wp:effectExtent l="0" t="0" r="6350" b="3175"/>
             <wp:wrapNone/>
             <wp:docPr id="1031" name="shape1031"/>
             <wp:cNvGraphicFramePr/>
@@ -399,7 +399,7 @@
                     <pic:cNvPicPr/>
                   </pic:nvPicPr>
                   <pic:blipFill>
-                    <a:blip r:embed="rId9">
+                    <a:blip r:embed="rId9" cstate="print">
                       <a:extLst>
                         <a:ext uri="{28A0092B-C50C-407E-A947-70E740481C1C}">
                           <a14:useLocalDpi xmlns:a14="http://schemas.microsoft.com/office/drawing/2010/main" val="0"/>
@@ -413,7 +413,7 @@
                   <pic:spPr>
                     <a:xfrm>
                       <a:off x="0" y="0"/>
-                      <a:ext cx="7558592" cy="10690552"/>
+                      <a:ext cx="7550758" cy="10690552"/>
                     </a:xfrm>
                     <a:prstGeom prst="rect">
                       <a:avLst/>
@@ -504,7 +504,7 @@
               </wp:anchor>
             </w:drawing>
           </mc:Choice>
-          <mc:Fallback xmlns:w16sdtfl="http://schemas.microsoft.com/office/word/2024/wordml/sdtformatlock" xmlns:w16du="http://schemas.microsoft.com/office/word/2023/wordml/word16du">
+          <mc:Fallback>
             <w:pict>
               <v:rect w14:anchorId="611C3DB9" id="shape1032" o:spid="_x0000_s1029" style="position:absolute;left:0;text-align:left;margin-left:241.3pt;margin-top:498pt;width:228.6pt;height:22.85pt;z-index:251718656;visibility:visible;mso-wrap-style:square;mso-wrap-distance-left:9pt;mso-wrap-distance-top:0;mso-wrap-distance-right:9pt;mso-wrap-distance-bottom:0;mso-position-horizontal:absolute;mso-position-horizontal-relative:text;mso-position-vertical:absolute;mso-position-vertical-relative:text;v-text-anchor:top" o:gfxdata="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" filled="f" stroked="f">
                 <v:textbox>
@@ -658,7 +658,7 @@
               </wp:anchor>
             </w:drawing>
           </mc:Choice>
-          <mc:Fallback xmlns:w16sdtfl="http://schemas.microsoft.com/office/word/2024/wordml/sdtformatlock" xmlns:w16du="http://schemas.microsoft.com/office/word/2023/wordml/word16du">
+          <mc:Fallback>
             <w:pict>
               <v:rect w14:anchorId="0A599675" id="shape1034" o:spid="_x0000_s1030" style="position:absolute;left:0;text-align:left;margin-left:42pt;margin-top:52.2pt;width:173.85pt;height:28.05pt;z-index:251729920;visibility:visible;mso-wrap-style:square;mso-wrap-distance-left:9pt;mso-wrap-distance-top:0;mso-wrap-distance-right:9pt;mso-wrap-distance-bottom:0;mso-position-horizontal:absolute;mso-position-horizontal-relative:text;mso-position-vertical:absolute;mso-position-vertical-relative:text;v-text-anchor:top" o:gfxdata="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" filled="f" stroked="f">
                 <v:textbox>
@@ -727,7 +727,7 @@
               </wp:anchor>
             </w:drawing>
           </mc:Choice>
-          <mc:Fallback xmlns:w16sdtfl="http://schemas.microsoft.com/office/word/2024/wordml/sdtformatlock" xmlns:w16du="http://schemas.microsoft.com/office/word/2023/wordml/word16du">
+          <mc:Fallback>
             <w:pict>
               <v:rect w14:anchorId="1EB452FD" id="shape1035" o:spid="_x0000_s1031" style="position:absolute;left:0;text-align:left;margin-left:280.65pt;margin-top:-3.05pt;width:173.85pt;height:28.05pt;z-index:251674624;visibility:visible;mso-wrap-style:square;mso-wrap-distance-left:9pt;mso-wrap-distance-top:0;mso-wrap-distance-right:9pt;mso-wrap-distance-bottom:0;mso-position-horizontal:absolute;mso-position-horizontal-relative:text;mso-position-vertical:absolute;mso-position-vertical-relative:text;v-text-anchor:top" o:gfxdata="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" filled="f" stroked="f">
                 <v:textbox>
@@ -796,7 +796,7 @@
               </wp:anchor>
             </w:drawing>
           </mc:Choice>
-          <mc:Fallback xmlns:w16sdtfl="http://schemas.microsoft.com/office/word/2024/wordml/sdtformatlock" xmlns:w16du="http://schemas.microsoft.com/office/word/2023/wordml/word16du">
+          <mc:Fallback>
             <w:pict>
               <v:rect w14:anchorId="6D1E4DC7" id="shape1036" o:spid="_x0000_s1032" style="position:absolute;left:0;text-align:left;margin-left:280.65pt;margin-top:25.65pt;width:173.85pt;height:28.05pt;z-index:251678720;visibility:visible;mso-wrap-style:square;mso-wrap-distance-left:9pt;mso-wrap-distance-top:0;mso-wrap-distance-right:9pt;mso-wrap-distance-bottom:0;mso-position-horizontal:absolute;mso-position-horizontal-relative:text;mso-position-vertical:absolute;mso-position-vertical-relative:text;v-text-anchor:top" o:gfxdata="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" filled="f" stroked="f">
                 <v:textbox>
@@ -865,7 +865,7 @@
               </wp:anchor>
             </w:drawing>
           </mc:Choice>
-          <mc:Fallback xmlns:w16sdtfl="http://schemas.microsoft.com/office/word/2024/wordml/sdtformatlock" xmlns:w16du="http://schemas.microsoft.com/office/word/2023/wordml/word16du">
+          <mc:Fallback>
             <w:pict>
               <v:rect w14:anchorId="4FE2E279" id="shape1037" o:spid="_x0000_s1033" style="position:absolute;left:0;text-align:left;margin-left:280.65pt;margin-top:52.4pt;width:173.85pt;height:28.05pt;z-index:251682816;visibility:visible;mso-wrap-style:square;mso-wrap-distance-left:9pt;mso-wrap-distance-top:0;mso-wrap-distance-right:9pt;mso-wrap-distance-bottom:0;mso-position-horizontal:absolute;mso-position-horizontal-relative:text;mso-position-vertical:absolute;mso-position-vertical-relative:text;v-text-anchor:top" o:gfxdata="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" filled="f" stroked="f">
                 <v:textbox>
@@ -934,7 +934,7 @@
               </wp:anchor>
             </w:drawing>
           </mc:Choice>
-          <mc:Fallback xmlns:w16sdtfl="http://schemas.microsoft.com/office/word/2024/wordml/sdtformatlock" xmlns:w16du="http://schemas.microsoft.com/office/word/2023/wordml/word16du">
+          <mc:Fallback>
             <w:pict>
               <v:rect w14:anchorId="65B7AFC6" id="shape1038" o:spid="_x0000_s1034" style="position:absolute;left:0;text-align:left;margin-left:280.65pt;margin-top:135.65pt;width:178.55pt;height:28.05pt;z-index:251691008;visibility:visible;mso-wrap-style:square;mso-wrap-distance-left:9pt;mso-wrap-distance-top:0;mso-wrap-distance-right:9pt;mso-wrap-distance-bottom:0;mso-position-horizontal:absolute;mso-position-horizontal-relative:text;mso-position-vertical:absolute;mso-position-vertical-relative:text;v-text-anchor:top" o:gfxdata="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" filled="f" stroked="f">
                 <v:textbox>
@@ -1003,7 +1003,7 @@
               </wp:anchor>
             </w:drawing>
           </mc:Choice>
-          <mc:Fallback xmlns:w16sdtfl="http://schemas.microsoft.com/office/word/2024/wordml/sdtformatlock" xmlns:w16du="http://schemas.microsoft.com/office/word/2023/wordml/word16du">
+          <mc:Fallback>
             <w:pict>
               <v:rect w14:anchorId="54756759" id="shape1039" o:spid="_x0000_s1035" style="position:absolute;left:0;text-align:left;margin-left:280.65pt;margin-top:160.85pt;width:178.55pt;height:28.05pt;z-index:251688960;visibility:visible;mso-wrap-style:square;mso-wrap-distance-left:9pt;mso-wrap-distance-top:0;mso-wrap-distance-right:9pt;mso-wrap-distance-bottom:0;mso-position-horizontal:absolute;mso-position-horizontal-relative:text;mso-position-vertical:absolute;mso-position-vertical-relative:text;v-text-anchor:top" o:gfxdata="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" filled="f" stroked="f">
                 <v:textbox>
@@ -1072,7 +1072,7 @@
               </wp:anchor>
             </w:drawing>
           </mc:Choice>
-          <mc:Fallback xmlns:w16sdtfl="http://schemas.microsoft.com/office/word/2024/wordml/sdtformatlock" xmlns:w16du="http://schemas.microsoft.com/office/word/2023/wordml/word16du">
+          <mc:Fallback>
             <w:pict>
               <v:rect w14:anchorId="2F70BBD1" id="shape1040" o:spid="_x0000_s1036" style="position:absolute;left:0;text-align:left;margin-left:280.7pt;margin-top:188.7pt;width:155.85pt;height:28.05pt;z-index:251695104;visibility:visible;mso-wrap-style:square;mso-wrap-distance-left:9pt;mso-wrap-distance-top:0;mso-wrap-distance-right:9pt;mso-wrap-distance-bottom:0;mso-position-horizontal:absolute;mso-position-horizontal-relative:text;mso-position-vertical:absolute;mso-position-vertical-relative:text;v-text-anchor:top" o:gfxdata="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" filled="f" stroked="f">
                 <v:textbox>
@@ -1141,7 +1141,7 @@
               </wp:anchor>
             </w:drawing>
           </mc:Choice>
-          <mc:Fallback xmlns:w16sdtfl="http://schemas.microsoft.com/office/word/2024/wordml/sdtformatlock" xmlns:w16du="http://schemas.microsoft.com/office/word/2023/wordml/word16du">
+          <mc:Fallback>
             <w:pict>
               <v:rect w14:anchorId="075A80AE" id="shape1041" o:spid="_x0000_s1037" style="position:absolute;left:0;text-align:left;margin-left:41.1pt;margin-top:215.6pt;width:413.55pt;height:28.05pt;z-index:251699200;visibility:visible;mso-wrap-style:square;mso-wrap-distance-left:9pt;mso-wrap-distance-top:0;mso-wrap-distance-right:9pt;mso-wrap-distance-bottom:0;mso-position-horizontal:absolute;mso-position-horizontal-relative:text;mso-position-vertical:absolute;mso-position-vertical-relative:text;v-text-anchor:top" o:gfxdata="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" filled="f" stroked="f">
                 <v:textbox>
@@ -1210,7 +1210,7 @@
               </wp:anchor>
             </w:drawing>
           </mc:Choice>
-          <mc:Fallback xmlns:w16sdtfl="http://schemas.microsoft.com/office/word/2024/wordml/sdtformatlock" xmlns:w16du="http://schemas.microsoft.com/office/word/2023/wordml/word16du">
+          <mc:Fallback>
             <w:pict>
               <v:rect w14:anchorId="511E34E0" id="shape1042" o:spid="_x0000_s1038" style="position:absolute;left:0;text-align:left;margin-left:41.1pt;margin-top:189.15pt;width:178.2pt;height:28.05pt;z-index:251701248;visibility:visible;mso-wrap-style:square;mso-wrap-distance-left:9pt;mso-wrap-distance-top:0;mso-wrap-distance-right:9pt;mso-wrap-distance-bottom:0;mso-position-horizontal:absolute;mso-position-horizontal-relative:text;mso-position-vertical:absolute;mso-position-vertical-relative:text;v-text-anchor:top" o:gfxdata="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" filled="f" stroked="f">
                 <v:textbox>
@@ -1279,7 +1279,7 @@
               </wp:anchor>
             </w:drawing>
           </mc:Choice>
-          <mc:Fallback xmlns:w16sdtfl="http://schemas.microsoft.com/office/word/2024/wordml/sdtformatlock" xmlns:w16du="http://schemas.microsoft.com/office/word/2023/wordml/word16du">
+          <mc:Fallback>
             <w:pict>
               <v:rect w14:anchorId="28591DDE" id="shape1043" o:spid="_x0000_s1039" style="position:absolute;left:0;text-align:left;margin-left:41.1pt;margin-top:160.2pt;width:170.65pt;height:28.05pt;z-index:251693056;visibility:visible;mso-wrap-style:square;mso-wrap-distance-left:9pt;mso-wrap-distance-top:0;mso-wrap-distance-right:9pt;mso-wrap-distance-bottom:0;mso-position-horizontal:absolute;mso-position-horizontal-relative:text;mso-position-vertical:absolute;mso-position-vertical-relative:text;v-text-anchor:top" o:gfxdata="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" filled="f" stroked="f">
                 <v:textbox>
@@ -1348,7 +1348,7 @@
               </wp:anchor>
             </w:drawing>
           </mc:Choice>
-          <mc:Fallback xmlns:w16sdtfl="http://schemas.microsoft.com/office/word/2024/wordml/sdtformatlock" xmlns:w16du="http://schemas.microsoft.com/office/word/2023/wordml/word16du">
+          <mc:Fallback>
             <w:pict>
               <v:rect w14:anchorId="6EC9572D" id="shape1044" o:spid="_x0000_s1040" style="position:absolute;left:0;text-align:left;margin-left:41.1pt;margin-top:134.1pt;width:173.85pt;height:28.05pt;z-index:251686912;visibility:visible;mso-wrap-style:square;mso-wrap-distance-left:9pt;mso-wrap-distance-top:0;mso-wrap-distance-right:9pt;mso-wrap-distance-bottom:0;mso-position-horizontal:absolute;mso-position-horizontal-relative:text;mso-position-vertical:absolute;mso-position-vertical-relative:text;v-text-anchor:top" o:gfxdata="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" filled="f" stroked="f">
                 <v:textbox>
@@ -1417,7 +1417,7 @@
               </wp:anchor>
             </w:drawing>
           </mc:Choice>
-          <mc:Fallback xmlns:w16sdtfl="http://schemas.microsoft.com/office/word/2024/wordml/sdtformatlock" xmlns:w16du="http://schemas.microsoft.com/office/word/2023/wordml/word16du">
+          <mc:Fallback>
             <w:pict>
               <v:rect w14:anchorId="65713A68" id="shape1045" o:spid="_x0000_s1041" style="position:absolute;left:0;text-align:left;margin-left:41.1pt;margin-top:77.95pt;width:432.85pt;height:28.05pt;z-index:251684864;visibility:visible;mso-wrap-style:square;mso-wrap-distance-left:9pt;mso-wrap-distance-top:0;mso-wrap-distance-right:9pt;mso-wrap-distance-bottom:0;mso-position-horizontal:absolute;mso-position-horizontal-relative:text;mso-position-vertical:absolute;mso-position-vertical-relative:text;v-text-anchor:top" o:gfxdata="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" filled="f" stroked="f">
                 <v:textbox>
@@ -1486,7 +1486,7 @@
               </wp:anchor>
             </w:drawing>
           </mc:Choice>
-          <mc:Fallback xmlns:w16sdtfl="http://schemas.microsoft.com/office/word/2024/wordml/sdtformatlock" xmlns:w16du="http://schemas.microsoft.com/office/word/2023/wordml/word16du">
+          <mc:Fallback>
             <w:pict>
               <v:rect w14:anchorId="310A5E2B" id="shape1046" o:spid="_x0000_s1042" style="position:absolute;left:0;text-align:left;margin-left:41.1pt;margin-top:27.3pt;width:173.85pt;height:28.05pt;z-index:251676672;visibility:visible;mso-wrap-style:square;mso-wrap-distance-left:9pt;mso-wrap-distance-top:0;mso-wrap-distance-right:9pt;mso-wrap-distance-bottom:0;mso-position-horizontal:absolute;mso-position-horizontal-relative:text;mso-position-vertical:absolute;mso-position-vertical-relative:text;v-text-anchor:top" o:gfxdata="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" filled="f" stroked="f">
                 <v:textbox>
@@ -1555,7 +1555,7 @@
               </wp:anchor>
             </w:drawing>
           </mc:Choice>
-          <mc:Fallback xmlns:w16sdtfl="http://schemas.microsoft.com/office/word/2024/wordml/sdtformatlock" xmlns:w16du="http://schemas.microsoft.com/office/word/2023/wordml/word16du">
+          <mc:Fallback>
             <w:pict>
               <v:rect w14:anchorId="15995266" id="shape1047" o:spid="_x0000_s1043" style="position:absolute;left:0;text-align:left;margin-left:41.1pt;margin-top:-.45pt;width:173.85pt;height:28.05pt;z-index:251672576;visibility:visible;mso-wrap-style:square;mso-wrap-distance-left:9pt;mso-wrap-distance-top:0;mso-wrap-distance-right:9pt;mso-wrap-distance-bottom:0;mso-position-horizontal:absolute;mso-position-horizontal-relative:text;mso-position-vertical:absolute;mso-position-vertical-relative:text;v-text-anchor:top" o:gfxdata="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" filled="f" stroked="f">
                 <v:textbox>
@@ -1632,7 +1632,7 @@
               </wp:anchor>
             </w:drawing>
           </mc:Choice>
-          <mc:Fallback xmlns:w16sdtfl="http://schemas.microsoft.com/office/word/2024/wordml/sdtformatlock" xmlns:w16du="http://schemas.microsoft.com/office/word/2023/wordml/word16du">
+          <mc:Fallback>
             <w:pict>
               <v:rect w14:anchorId="741A38FC" id="shape1048" o:spid="_x0000_s1044" style="position:absolute;left:0;text-align:left;margin-left:168.15pt;margin-top:639.55pt;width:45.15pt;height:37.65pt;z-index:251713536;visibility:visible;mso-wrap-style:square;mso-wrap-distance-left:9pt;mso-wrap-distance-top:0;mso-wrap-distance-right:9pt;mso-wrap-distance-bottom:0;mso-position-horizontal:absolute;mso-position-horizontal-relative:text;mso-position-vertical:absolute;mso-position-vertical-relative:text;v-text-anchor:top" o:gfxdata="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" filled="f" stroked="f">
                 <v:textbox>
@@ -1713,7 +1713,7 @@
               </wp:anchor>
             </w:drawing>
           </mc:Choice>
-          <mc:Fallback xmlns:w16sdtfl="http://schemas.microsoft.com/office/word/2024/wordml/sdtformatlock" xmlns:w16du="http://schemas.microsoft.com/office/word/2023/wordml/word16du">
+          <mc:Fallback>
             <w:pict>
               <v:rect w14:anchorId="4FAE7B30" id="shape1049" o:spid="_x0000_s1045" style="position:absolute;left:0;text-align:left;margin-left:252.7pt;margin-top:646.35pt;width:107.1pt;height:28.05pt;z-index:251715584;visibility:visible;mso-wrap-style:square;mso-wrap-distance-left:9pt;mso-wrap-distance-top:0;mso-wrap-distance-right:9pt;mso-wrap-distance-bottom:0;mso-position-horizontal:absolute;mso-position-horizontal-relative:text;mso-position-vertical:absolute;mso-position-vertical-relative:text;v-text-anchor:top" o:gfxdata="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" filled="f" stroked="f">
                 <v:textbox>
@@ -1794,7 +1794,7 @@
               </wp:anchor>
             </w:drawing>
           </mc:Choice>
-          <mc:Fallback xmlns:w16sdtfl="http://schemas.microsoft.com/office/word/2024/wordml/sdtformatlock" xmlns:w16du="http://schemas.microsoft.com/office/word/2023/wordml/word16du">
+          <mc:Fallback>
             <w:pict>
               <v:rect w14:anchorId="12DD0FCD" id="shape1050" o:spid="_x0000_s1046" style="position:absolute;left:0;text-align:left;margin-left:122.6pt;margin-top:638.85pt;width:45.15pt;height:37.65pt;z-index:251711488;visibility:visible;mso-wrap-style:square;mso-wrap-distance-left:9pt;mso-wrap-distance-top:0;mso-wrap-distance-right:9pt;mso-wrap-distance-bottom:0;mso-position-horizontal:absolute;mso-position-horizontal-relative:text;mso-position-vertical:absolute;mso-position-vertical-relative:text;v-text-anchor:top" o:gfxdata="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" filled="f" stroked="f">
                 <v:textbox>
@@ -1871,7 +1871,7 @@
               </wp:anchor>
             </w:drawing>
           </mc:Choice>
-          <mc:Fallback xmlns:w16sdtfl="http://schemas.microsoft.com/office/word/2024/wordml/sdtformatlock" xmlns:w16du="http://schemas.microsoft.com/office/word/2023/wordml/word16du">
+          <mc:Fallback>
             <w:pict>
               <v:rect w14:anchorId="22658BF7" id="shape1051" o:spid="_x0000_s1047" style="position:absolute;left:0;text-align:left;margin-left:404.45pt;margin-top:313.25pt;width:92.15pt;height:28.05pt;z-index:251697152;visibility:visible;mso-wrap-style:square;mso-wrap-distance-left:9pt;mso-wrap-distance-top:0;mso-wrap-distance-right:9pt;mso-wrap-distance-bottom:0;mso-position-horizontal:absolute;mso-position-horizontal-relative:text;mso-position-vertical:absolute;mso-position-vertical-relative:text;v-text-anchor:top" o:gfxdata="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" filled="f" stroked="f">
                 <v:textbox>
@@ -1896,7 +1896,7 @@
 </file>
 
 <file path=word/endnotes.xml><?xml version="1.0" encoding="utf-8"?>
-<w:endnotes xmlns:wpc="http://schemas.microsoft.com/office/word/2010/wordprocessingCanvas" xmlns:cx="http://schemas.microsoft.com/office/drawing/2014/chartex" xmlns:cx1="http://schemas.microsoft.com/office/drawing/2015/9/8/chartex" xmlns:cx2="http://schemas.microsoft.com/office/drawing/2015/10/21/chartex" xmlns:cx3="http://schemas.microsoft.com/office/drawing/2016/5/9/chartex" xmlns:cx4="http://schemas.microsoft.com/office/drawing/2016/5/10/chartex" xmlns:cx5="http://schemas.microsoft.com/office/drawing/2016/5/11/chartex" xmlns:cx6="http://schemas.microsoft.com/office/drawing/2016/5/12/chartex" xmlns:cx7="http://schemas.microsoft.com/office/drawing/2016/5/13/chartex" xmlns:cx8="http://schemas.microsoft.com/office/drawing/2016/5/14/chartex" xmlns:mc="http://schemas.openxmlformats.org/markup-compatibility/2006" xmlns:aink="http://schemas.microsoft.com/office/drawing/2016/ink" xmlns:am3d="http://schemas.microsoft.com/office/drawing/2017/model3d" xmlns:o="urn:schemas-microsoft-com:office:office" xmlns:oel="http://schemas.microsoft.com/office/2019/extlst" xmlns:r="http://schemas.openxmlformats.org/officeDocument/2006/relationships" xmlns:m="http://schemas.openxmlformats.org/officeDocument/2006/math" xmlns:v="urn:schemas-microsoft-com:vml" xmlns:wp14="http://schemas.microsoft.com/office/word/2010/wordprocessingDrawing" xmlns:wp="http://schemas.openxmlformats.org/drawingml/2006/wordprocessingDrawing" xmlns:w10="urn:schemas-microsoft-com:office:word" xmlns:w="http://schemas.openxmlformats.org/wordprocessingml/2006/main" xmlns:w14="http://schemas.microsoft.com/office/word/2010/wordml" xmlns:w15="http://schemas.microsoft.com/office/word/2012/wordml" xmlns:w16cex="http://schemas.microsoft.com/office/word/2018/wordml/cex" xmlns:w16cid="http://schemas.microsoft.com/office/word/2016/wordml/cid" xmlns:w16="http://schemas.microsoft.com/office/word/2018/wordml" xmlns:w16sdtdh="http://schemas.microsoft.com/office/word/2020/wordml/sdtdatahash" xmlns:w16se="http://schemas.microsoft.com/office/word/2015/wordml/symex" xmlns:wpg="http://schemas.microsoft.com/office/word/2010/wordprocessingGroup" xmlns:wpi="http://schemas.microsoft.com/office/word/2010/wordprocessingInk" xmlns:wne="http://schemas.microsoft.com/office/word/2006/wordml" xmlns:wps="http://schemas.microsoft.com/office/word/2010/wordprocessingShape" mc:Ignorable="w14 w15 w16se w16cid w16 w16cex w16sdtdh wp14">
+<w:endnotes xmlns:wpc="http://schemas.microsoft.com/office/word/2010/wordprocessingCanvas" xmlns:cx="http://schemas.microsoft.com/office/drawing/2014/chartex" xmlns:cx1="http://schemas.microsoft.com/office/drawing/2015/9/8/chartex" xmlns:cx2="http://schemas.microsoft.com/office/drawing/2015/10/21/chartex" xmlns:cx3="http://schemas.microsoft.com/office/drawing/2016/5/9/chartex" xmlns:cx4="http://schemas.microsoft.com/office/drawing/2016/5/10/chartex" xmlns:cx5="http://schemas.microsoft.com/office/drawing/2016/5/11/chartex" xmlns:cx6="http://schemas.microsoft.com/office/drawing/2016/5/12/chartex" xmlns:cx7="http://schemas.microsoft.com/office/drawing/2016/5/13/chartex" xmlns:cx8="http://schemas.microsoft.com/office/drawing/2016/5/14/chartex" xmlns:mc="http://schemas.openxmlformats.org/markup-compatibility/2006" xmlns:aink="http://schemas.microsoft.com/office/drawing/2016/ink" xmlns:am3d="http://schemas.microsoft.com/office/drawing/2017/model3d" xmlns:o="urn:schemas-microsoft-com:office:office" xmlns:oel="http://schemas.microsoft.com/office/2019/extlst" xmlns:r="http://schemas.openxmlformats.org/officeDocument/2006/relationships" xmlns:m="http://schemas.openxmlformats.org/officeDocument/2006/math" xmlns:v="urn:schemas-microsoft-com:vml" xmlns:wp14="http://schemas.microsoft.com/office/word/2010/wordprocessingDrawing" xmlns:wp="http://schemas.openxmlformats.org/drawingml/2006/wordprocessingDrawing" xmlns:w10="urn:schemas-microsoft-com:office:word" xmlns:w="http://schemas.openxmlformats.org/wordprocessingml/2006/main" xmlns:w14="http://schemas.microsoft.com/office/word/2010/wordml" xmlns:w15="http://schemas.microsoft.com/office/word/2012/wordml" xmlns:w16cex="http://schemas.microsoft.com/office/word/2018/wordml/cex" xmlns:w16cid="http://schemas.microsoft.com/office/word/2016/wordml/cid" xmlns:w16="http://schemas.microsoft.com/office/word/2018/wordml" xmlns:w16du="http://schemas.microsoft.com/office/word/2023/wordml/word16du" xmlns:w16sdtdh="http://schemas.microsoft.com/office/word/2020/wordml/sdtdatahash" xmlns:w16sdtfl="http://schemas.microsoft.com/office/word/2024/wordml/sdtformatlock" xmlns:w16se="http://schemas.microsoft.com/office/word/2015/wordml/symex" xmlns:wpg="http://schemas.microsoft.com/office/word/2010/wordprocessingGroup" xmlns:wpi="http://schemas.microsoft.com/office/word/2010/wordprocessingInk" xmlns:wne="http://schemas.microsoft.com/office/word/2006/wordml" xmlns:wps="http://schemas.microsoft.com/office/word/2010/wordprocessingShape" mc:Ignorable="w14 w15 w16se w16cid w16 w16cex w16sdtdh w16sdtfl w16du wp14">
   <w:endnote w:type="separator" w:id="-1">
     <w:p>
       <w:pPr>
@@ -1921,7 +1921,7 @@
 </file>
 
 <file path=word/footnotes.xml><?xml version="1.0" encoding="utf-8"?>
-<w:footnotes xmlns:wpc="http://schemas.microsoft.com/office/word/2010/wordprocessingCanvas" xmlns:cx="http://schemas.microsoft.com/office/drawing/2014/chartex" xmlns:cx1="http://schemas.microsoft.com/office/drawing/2015/9/8/chartex" xmlns:cx2="http://schemas.microsoft.com/office/drawing/2015/10/21/chartex" xmlns:cx3="http://schemas.microsoft.com/office/drawing/2016/5/9/chartex" xmlns:cx4="http://schemas.microsoft.com/office/drawing/2016/5/10/chartex" xmlns:cx5="http://schemas.microsoft.com/office/drawing/2016/5/11/chartex" xmlns:cx6="http://schemas.microsoft.com/office/drawing/2016/5/12/chartex" xmlns:cx7="http://schemas.microsoft.com/office/drawing/2016/5/13/chartex" xmlns:cx8="http://schemas.microsoft.com/office/drawing/2016/5/14/chartex" xmlns:mc="http://schemas.openxmlformats.org/markup-compatibility/2006" xmlns:aink="http://schemas.microsoft.com/office/drawing/2016/ink" xmlns:am3d="http://schemas.microsoft.com/office/drawing/2017/model3d" xmlns:o="urn:schemas-microsoft-com:office:office" xmlns:oel="http://schemas.microsoft.com/office/2019/extlst" xmlns:r="http://schemas.openxmlformats.org/officeDocument/2006/relationships" xmlns:m="http://schemas.openxmlformats.org/officeDocument/2006/math" xmlns:v="urn:schemas-microsoft-com:vml" xmlns:wp14="http://schemas.microsoft.com/office/word/2010/wordprocessingDrawing" xmlns:wp="http://schemas.openxmlformats.org/drawingml/2006/wordprocessingDrawing" xmlns:w10="urn:schemas-microsoft-com:office:word" xmlns:w="http://schemas.openxmlformats.org/wordprocessingml/2006/main" xmlns:w14="http://schemas.microsoft.com/office/word/2010/wordml" xmlns:w15="http://schemas.microsoft.com/office/word/2012/wordml" xmlns:w16cex="http://schemas.microsoft.com/office/word/2018/wordml/cex" xmlns:w16cid="http://schemas.microsoft.com/office/word/2016/wordml/cid" xmlns:w16="http://schemas.microsoft.com/office/word/2018/wordml" xmlns:w16sdtdh="http://schemas.microsoft.com/office/word/2020/wordml/sdtdatahash" xmlns:w16se="http://schemas.microsoft.com/office/word/2015/wordml/symex" xmlns:wpg="http://schemas.microsoft.com/office/word/2010/wordprocessingGroup" xmlns:wpi="http://schemas.microsoft.com/office/word/2010/wordprocessingInk" xmlns:wne="http://schemas.microsoft.com/office/word/2006/wordml" xmlns:wps="http://schemas.microsoft.com/office/word/2010/wordprocessingShape" mc:Ignorable="w14 w15 w16se w16cid w16 w16cex w16sdtdh wp14">
+<w:footnotes xmlns:wpc="http://schemas.microsoft.com/office/word/2010/wordprocessingCanvas" xmlns:cx="http://schemas.microsoft.com/office/drawing/2014/chartex" xmlns:cx1="http://schemas.microsoft.com/office/drawing/2015/9/8/chartex" xmlns:cx2="http://schemas.microsoft.com/office/drawing/2015/10/21/chartex" xmlns:cx3="http://schemas.microsoft.com/office/drawing/2016/5/9/chartex" xmlns:cx4="http://schemas.microsoft.com/office/drawing/2016/5/10/chartex" xmlns:cx5="http://schemas.microsoft.com/office/drawing/2016/5/11/chartex" xmlns:cx6="http://schemas.microsoft.com/office/drawing/2016/5/12/chartex" xmlns:cx7="http://schemas.microsoft.com/office/drawing/2016/5/13/chartex" xmlns:cx8="http://schemas.microsoft.com/office/drawing/2016/5/14/chartex" xmlns:mc="http://schemas.openxmlformats.org/markup-compatibility/2006" xmlns:aink="http://schemas.microsoft.com/office/drawing/2016/ink" xmlns:am3d="http://schemas.microsoft.com/office/drawing/2017/model3d" xmlns:o="urn:schemas-microsoft-com:office:office" xmlns:oel="http://schemas.microsoft.com/office/2019/extlst" xmlns:r="http://schemas.openxmlformats.org/officeDocument/2006/relationships" xmlns:m="http://schemas.openxmlformats.org/officeDocument/2006/math" xmlns:v="urn:schemas-microsoft-com:vml" xmlns:wp14="http://schemas.microsoft.com/office/word/2010/wordprocessingDrawing" xmlns:wp="http://schemas.openxmlformats.org/drawingml/2006/wordprocessingDrawing" xmlns:w10="urn:schemas-microsoft-com:office:word" xmlns:w="http://schemas.openxmlformats.org/wordprocessingml/2006/main" xmlns:w14="http://schemas.microsoft.com/office/word/2010/wordml" xmlns:w15="http://schemas.microsoft.com/office/word/2012/wordml" xmlns:w16cex="http://schemas.microsoft.com/office/word/2018/wordml/cex" xmlns:w16cid="http://schemas.microsoft.com/office/word/2016/wordml/cid" xmlns:w16="http://schemas.microsoft.com/office/word/2018/wordml" xmlns:w16du="http://schemas.microsoft.com/office/word/2023/wordml/word16du" xmlns:w16sdtdh="http://schemas.microsoft.com/office/word/2020/wordml/sdtdatahash" xmlns:w16sdtfl="http://schemas.microsoft.com/office/word/2024/wordml/sdtformatlock" xmlns:w16se="http://schemas.microsoft.com/office/word/2015/wordml/symex" xmlns:wpg="http://schemas.microsoft.com/office/word/2010/wordprocessingGroup" xmlns:wpi="http://schemas.microsoft.com/office/word/2010/wordprocessingInk" xmlns:wne="http://schemas.microsoft.com/office/word/2006/wordml" xmlns:wps="http://schemas.microsoft.com/office/word/2010/wordprocessingShape" mc:Ignorable="w14 w15 w16se w16cid w16 w16cex w16sdtdh w16sdtfl w16du wp14">
   <w:footnote w:type="separator" w:id="-1">
     <w:p>
       <w:pPr>
@@ -1946,7 +1946,7 @@
 </file>
 
 <file path=word/styles.xml><?xml version="1.0" encoding="utf-8"?>
-<w:styles xmlns:mc="http://schemas.openxmlformats.org/markup-compatibility/2006" xmlns:r="http://schemas.openxmlformats.org/officeDocument/2006/relationships" xmlns:w="http://schemas.openxmlformats.org/wordprocessingml/2006/main" xmlns:w14="http://schemas.microsoft.com/office/word/2010/wordml" xmlns:w15="http://schemas.microsoft.com/office/word/2012/wordml" xmlns:w16cex="http://schemas.microsoft.com/office/word/2018/wordml/cex" xmlns:w16cid="http://schemas.microsoft.com/office/word/2016/wordml/cid" xmlns:w16="http://schemas.microsoft.com/office/word/2018/wordml" xmlns:w16sdtdh="http://schemas.microsoft.com/office/word/2020/wordml/sdtdatahash" xmlns:w16se="http://schemas.microsoft.com/office/word/2015/wordml/symex" mc:Ignorable="w14 w15 w16se w16cid w16 w16cex w16sdtdh">
+<w:styles xmlns:mc="http://schemas.openxmlformats.org/markup-compatibility/2006" xmlns:r="http://schemas.openxmlformats.org/officeDocument/2006/relationships" xmlns:w="http://schemas.openxmlformats.org/wordprocessingml/2006/main" xmlns:w14="http://schemas.microsoft.com/office/word/2010/wordml" xmlns:w15="http://schemas.microsoft.com/office/word/2012/wordml" xmlns:w16cex="http://schemas.microsoft.com/office/word/2018/wordml/cex" xmlns:w16cid="http://schemas.microsoft.com/office/word/2016/wordml/cid" xmlns:w16="http://schemas.microsoft.com/office/word/2018/wordml" xmlns:w16du="http://schemas.microsoft.com/office/word/2023/wordml/word16du" xmlns:w16sdtdh="http://schemas.microsoft.com/office/word/2020/wordml/sdtdatahash" xmlns:w16sdtfl="http://schemas.microsoft.com/office/word/2024/wordml/sdtformatlock" xmlns:w16se="http://schemas.microsoft.com/office/word/2015/wordml/symex" mc:Ignorable="w14 w15 w16se w16cid w16 w16cex w16sdtdh w16sdtfl w16du">
   <w:docDefaults>
     <w:rPrDefault>
       <w:rPr>

--- a/public/files/application-form/2026_THBA_참가신청서.docx
+++ b/public/files/application-form/2026_THBA_참가신청서.docx
@@ -260,7 +260,7 @@
           </mc:Choice>
           <mc:Fallback>
             <w:pict>
-              <v:rect w14:anchorId="64D08987" id="shape1030" o:spid="_x0000_s1026" style="position:absolute;left:0;text-align:left;margin-left:77pt;margin-top:491.1pt;width:362.5pt;height:25.3pt;z-index:251668480;visibility:visible;mso-wrap-style:square;mso-width-percent:0;mso-wrap-distance-left:9pt;mso-wrap-distance-top:0;mso-wrap-distance-right:9pt;mso-wrap-distance-bottom:0;mso-position-horizontal:absolute;mso-position-horizontal-relative:text;mso-position-vertical:absolute;mso-position-vertical-relative:text;mso-width-percent:0;mso-width-relative:margin;v-text-anchor:top" o:gfxdata="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" filled="f" stroked="f">
+              <v:rect w14:anchorId="64D08987" id="shape1030" o:spid="_x0000_s1026" style="position:absolute;left:0;text-align:left;margin-left:77pt;margin-top:491.1pt;width:362.5pt;height:25.3pt;z-index:251668480;visibility:visible;mso-wrap-style:square;mso-width-percent:0;mso-wrap-distance-left:9pt;mso-wrap-distance-top:0;mso-wrap-distance-right:9pt;mso-wrap-distance-bottom:0;mso-position-horizontal:absolute;mso-position-horizontal-relative:text;mso-position-vertical:absolute;mso-position-vertical-relative:text;mso-width-percent:0;mso-width-relative:margin;v-text-anchor:top" o:gfxdata="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" filled="f" stroked="f">
                 <v:textbox>
                   <w:txbxContent>
                     <w:p>
@@ -344,7 +344,7 @@
           </mc:Choice>
           <mc:Fallback>
             <w:pict>
-              <v:rect w14:anchorId="6BF16D47" id="shape1028" o:spid="_x0000_s1027" style="position:absolute;left:0;text-align:left;margin-left:77.65pt;margin-top:452.9pt;width:362.5pt;height:28.05pt;z-index:251666432;visibility:visible;mso-wrap-style:square;mso-width-percent:0;mso-wrap-distance-left:9pt;mso-wrap-distance-top:0;mso-wrap-distance-right:9pt;mso-wrap-distance-bottom:0;mso-position-horizontal:absolute;mso-position-horizontal-relative:text;mso-position-vertical:absolute;mso-position-vertical-relative:text;mso-width-percent:0;mso-width-relative:margin;v-text-anchor:top" o:gfxdata="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" filled="f" stroked="f">
+              <v:rect w14:anchorId="6BF16D47" id="shape1028" o:spid="_x0000_s1027" style="position:absolute;left:0;text-align:left;margin-left:77.65pt;margin-top:452.9pt;width:362.5pt;height:28.05pt;z-index:251666432;visibility:visible;mso-wrap-style:square;mso-width-percent:0;mso-wrap-distance-left:9pt;mso-wrap-distance-top:0;mso-wrap-distance-right:9pt;mso-wrap-distance-bottom:0;mso-position-horizontal:absolute;mso-position-horizontal-relative:text;mso-position-vertical:absolute;mso-position-vertical-relative:text;mso-width-percent:0;mso-width-relative:margin;v-text-anchor:top" o:gfxdata="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" filled="f" stroked="f">
                 <v:textbox>
                   <w:txbxContent>
                     <w:p>
@@ -378,15 +378,15 @@
         </w:rPr>
         <w:lastRenderedPageBreak/>
         <w:drawing>
-          <wp:anchor distT="0" distB="0" distL="114300" distR="114300" simplePos="0" relativeHeight="251727872" behindDoc="1" locked="0" layoutInCell="1" hidden="0" allowOverlap="1" wp14:anchorId="37F3B9E5" wp14:editId="280CDEF5">
+          <wp:anchor distT="0" distB="0" distL="114300" distR="114300" simplePos="0" relativeHeight="251727872" behindDoc="1" locked="0" layoutInCell="1" hidden="0" allowOverlap="1" wp14:anchorId="37F3B9E5" wp14:editId="5D166242">
             <wp:simplePos x="0" y="0"/>
             <wp:positionH relativeFrom="column">
-              <wp:posOffset>-902532</wp:posOffset>
+              <wp:posOffset>-898497</wp:posOffset>
             </wp:positionH>
             <wp:positionV relativeFrom="paragraph">
               <wp:posOffset>-1072184</wp:posOffset>
             </wp:positionV>
-            <wp:extent cx="7550758" cy="10690552"/>
+            <wp:extent cx="7550758" cy="10690551"/>
             <wp:effectExtent l="0" t="0" r="6350" b="3175"/>
             <wp:wrapNone/>
             <wp:docPr id="1031" name="shape1031"/>
@@ -413,7 +413,7 @@
                   <pic:spPr>
                     <a:xfrm>
                       <a:off x="0" y="0"/>
-                      <a:ext cx="7550758" cy="10690552"/>
+                      <a:ext cx="7550758" cy="10690551"/>
                     </a:xfrm>
                     <a:prstGeom prst="rect">
                       <a:avLst/>
@@ -506,7 +506,7 @@
           </mc:Choice>
           <mc:Fallback>
             <w:pict>
-              <v:rect w14:anchorId="611C3DB9" id="shape1032" o:spid="_x0000_s1029" style="position:absolute;left:0;text-align:left;margin-left:241.3pt;margin-top:498pt;width:228.6pt;height:22.85pt;z-index:251718656;visibility:visible;mso-wrap-style:square;mso-wrap-distance-left:9pt;mso-wrap-distance-top:0;mso-wrap-distance-right:9pt;mso-wrap-distance-bottom:0;mso-position-horizontal:absolute;mso-position-horizontal-relative:text;mso-position-vertical:absolute;mso-position-vertical-relative:text;v-text-anchor:top" o:gfxdata="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" filled="f" stroked="f">
+              <v:rect w14:anchorId="611C3DB9" id="shape1032" o:spid="_x0000_s1028" style="position:absolute;left:0;text-align:left;margin-left:241.3pt;margin-top:498pt;width:228.6pt;height:22.85pt;z-index:251718656;visibility:visible;mso-wrap-style:square;mso-wrap-distance-left:9pt;mso-wrap-distance-top:0;mso-wrap-distance-right:9pt;mso-wrap-distance-bottom:0;mso-position-horizontal:absolute;mso-position-horizontal-relative:text;mso-position-vertical:absolute;mso-position-vertical-relative:text;v-text-anchor:top" o:gfxdata="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" filled="f" stroked="f">
                 <v:textbox>
                   <w:txbxContent>
                     <w:p>
@@ -660,7 +660,7 @@
           </mc:Choice>
           <mc:Fallback>
             <w:pict>
-              <v:rect w14:anchorId="0A599675" id="shape1034" o:spid="_x0000_s1030" style="position:absolute;left:0;text-align:left;margin-left:42pt;margin-top:52.2pt;width:173.85pt;height:28.05pt;z-index:251729920;visibility:visible;mso-wrap-style:square;mso-wrap-distance-left:9pt;mso-wrap-distance-top:0;mso-wrap-distance-right:9pt;mso-wrap-distance-bottom:0;mso-position-horizontal:absolute;mso-position-horizontal-relative:text;mso-position-vertical:absolute;mso-position-vertical-relative:text;v-text-anchor:top" o:gfxdata="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" filled="f" stroked="f">
+              <v:rect w14:anchorId="0A599675" id="shape1034" o:spid="_x0000_s1029" style="position:absolute;left:0;text-align:left;margin-left:42pt;margin-top:52.2pt;width:173.85pt;height:28.05pt;z-index:251729920;visibility:visible;mso-wrap-style:square;mso-wrap-distance-left:9pt;mso-wrap-distance-top:0;mso-wrap-distance-right:9pt;mso-wrap-distance-bottom:0;mso-position-horizontal:absolute;mso-position-horizontal-relative:text;mso-position-vertical:absolute;mso-position-vertical-relative:text;v-text-anchor:top" o:gfxdata="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" filled="f" stroked="f">
                 <v:textbox>
                   <w:txbxContent>
                     <w:p/>
@@ -729,7 +729,7 @@
           </mc:Choice>
           <mc:Fallback>
             <w:pict>
-              <v:rect w14:anchorId="1EB452FD" id="shape1035" o:spid="_x0000_s1031" style="position:absolute;left:0;text-align:left;margin-left:280.65pt;margin-top:-3.05pt;width:173.85pt;height:28.05pt;z-index:251674624;visibility:visible;mso-wrap-style:square;mso-wrap-distance-left:9pt;mso-wrap-distance-top:0;mso-wrap-distance-right:9pt;mso-wrap-distance-bottom:0;mso-position-horizontal:absolute;mso-position-horizontal-relative:text;mso-position-vertical:absolute;mso-position-vertical-relative:text;v-text-anchor:top" o:gfxdata="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" filled="f" stroked="f">
+              <v:rect w14:anchorId="1EB452FD" id="shape1035" o:spid="_x0000_s1030" style="position:absolute;left:0;text-align:left;margin-left:280.65pt;margin-top:-3.05pt;width:173.85pt;height:28.05pt;z-index:251674624;visibility:visible;mso-wrap-style:square;mso-wrap-distance-left:9pt;mso-wrap-distance-top:0;mso-wrap-distance-right:9pt;mso-wrap-distance-bottom:0;mso-position-horizontal:absolute;mso-position-horizontal-relative:text;mso-position-vertical:absolute;mso-position-vertical-relative:text;v-text-anchor:top" o:gfxdata="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" filled="f" stroked="f">
                 <v:textbox>
                   <w:txbxContent>
                     <w:p/>
@@ -798,7 +798,7 @@
           </mc:Choice>
           <mc:Fallback>
             <w:pict>
-              <v:rect w14:anchorId="6D1E4DC7" id="shape1036" o:spid="_x0000_s1032" style="position:absolute;left:0;text-align:left;margin-left:280.65pt;margin-top:25.65pt;width:173.85pt;height:28.05pt;z-index:251678720;visibility:visible;mso-wrap-style:square;mso-wrap-distance-left:9pt;mso-wrap-distance-top:0;mso-wrap-distance-right:9pt;mso-wrap-distance-bottom:0;mso-position-horizontal:absolute;mso-position-horizontal-relative:text;mso-position-vertical:absolute;mso-position-vertical-relative:text;v-text-anchor:top" o:gfxdata="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" filled="f" stroked="f">
+              <v:rect w14:anchorId="6D1E4DC7" id="shape1036" o:spid="_x0000_s1031" style="position:absolute;left:0;text-align:left;margin-left:280.65pt;margin-top:25.65pt;width:173.85pt;height:28.05pt;z-index:251678720;visibility:visible;mso-wrap-style:square;mso-wrap-distance-left:9pt;mso-wrap-distance-top:0;mso-wrap-distance-right:9pt;mso-wrap-distance-bottom:0;mso-position-horizontal:absolute;mso-position-horizontal-relative:text;mso-position-vertical:absolute;mso-position-vertical-relative:text;v-text-anchor:top" o:gfxdata="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" filled="f" stroked="f">
                 <v:textbox>
                   <w:txbxContent>
                     <w:p/>
@@ -867,7 +867,7 @@
           </mc:Choice>
           <mc:Fallback>
             <w:pict>
-              <v:rect w14:anchorId="4FE2E279" id="shape1037" o:spid="_x0000_s1033" style="position:absolute;left:0;text-align:left;margin-left:280.65pt;margin-top:52.4pt;width:173.85pt;height:28.05pt;z-index:251682816;visibility:visible;mso-wrap-style:square;mso-wrap-distance-left:9pt;mso-wrap-distance-top:0;mso-wrap-distance-right:9pt;mso-wrap-distance-bottom:0;mso-position-horizontal:absolute;mso-position-horizontal-relative:text;mso-position-vertical:absolute;mso-position-vertical-relative:text;v-text-anchor:top" o:gfxdata="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" filled="f" stroked="f">
+              <v:rect w14:anchorId="4FE2E279" id="shape1037" o:spid="_x0000_s1032" style="position:absolute;left:0;text-align:left;margin-left:280.65pt;margin-top:52.4pt;width:173.85pt;height:28.05pt;z-index:251682816;visibility:visible;mso-wrap-style:square;mso-wrap-distance-left:9pt;mso-wrap-distance-top:0;mso-wrap-distance-right:9pt;mso-wrap-distance-bottom:0;mso-position-horizontal:absolute;mso-position-horizontal-relative:text;mso-position-vertical:absolute;mso-position-vertical-relative:text;v-text-anchor:top" o:gfxdata="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" filled="f" stroked="f">
                 <v:textbox>
                   <w:txbxContent>
                     <w:p/>
@@ -936,7 +936,7 @@
           </mc:Choice>
           <mc:Fallback>
             <w:pict>
-              <v:rect w14:anchorId="65B7AFC6" id="shape1038" o:spid="_x0000_s1034" style="position:absolute;left:0;text-align:left;margin-left:280.65pt;margin-top:135.65pt;width:178.55pt;height:28.05pt;z-index:251691008;visibility:visible;mso-wrap-style:square;mso-wrap-distance-left:9pt;mso-wrap-distance-top:0;mso-wrap-distance-right:9pt;mso-wrap-distance-bottom:0;mso-position-horizontal:absolute;mso-position-horizontal-relative:text;mso-position-vertical:absolute;mso-position-vertical-relative:text;v-text-anchor:top" o:gfxdata="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" filled="f" stroked="f">
+              <v:rect w14:anchorId="65B7AFC6" id="shape1038" o:spid="_x0000_s1033" style="position:absolute;left:0;text-align:left;margin-left:280.65pt;margin-top:135.65pt;width:178.55pt;height:28.05pt;z-index:251691008;visibility:visible;mso-wrap-style:square;mso-wrap-distance-left:9pt;mso-wrap-distance-top:0;mso-wrap-distance-right:9pt;mso-wrap-distance-bottom:0;mso-position-horizontal:absolute;mso-position-horizontal-relative:text;mso-position-vertical:absolute;mso-position-vertical-relative:text;v-text-anchor:top" o:gfxdata="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" filled="f" stroked="f">
                 <v:textbox>
                   <w:txbxContent>
                     <w:p/>
@@ -1005,7 +1005,7 @@
           </mc:Choice>
           <mc:Fallback>
             <w:pict>
-              <v:rect w14:anchorId="54756759" id="shape1039" o:spid="_x0000_s1035" style="position:absolute;left:0;text-align:left;margin-left:280.65pt;margin-top:160.85pt;width:178.55pt;height:28.05pt;z-index:251688960;visibility:visible;mso-wrap-style:square;mso-wrap-distance-left:9pt;mso-wrap-distance-top:0;mso-wrap-distance-right:9pt;mso-wrap-distance-bottom:0;mso-position-horizontal:absolute;mso-position-horizontal-relative:text;mso-position-vertical:absolute;mso-position-vertical-relative:text;v-text-anchor:top" o:gfxdata="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" filled="f" stroked="f">
+              <v:rect w14:anchorId="54756759" id="shape1039" o:spid="_x0000_s1034" style="position:absolute;left:0;text-align:left;margin-left:280.65pt;margin-top:160.85pt;width:178.55pt;height:28.05pt;z-index:251688960;visibility:visible;mso-wrap-style:square;mso-wrap-distance-left:9pt;mso-wrap-distance-top:0;mso-wrap-distance-right:9pt;mso-wrap-distance-bottom:0;mso-position-horizontal:absolute;mso-position-horizontal-relative:text;mso-position-vertical:absolute;mso-position-vertical-relative:text;v-text-anchor:top" o:gfxdata="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" filled="f" stroked="f">
                 <v:textbox>
                   <w:txbxContent>
                     <w:p/>
@@ -1074,7 +1074,7 @@
           </mc:Choice>
           <mc:Fallback>
             <w:pict>
-              <v:rect w14:anchorId="2F70BBD1" id="shape1040" o:spid="_x0000_s1036" style="position:absolute;left:0;text-align:left;margin-left:280.7pt;margin-top:188.7pt;width:155.85pt;height:28.05pt;z-index:251695104;visibility:visible;mso-wrap-style:square;mso-wrap-distance-left:9pt;mso-wrap-distance-top:0;mso-wrap-distance-right:9pt;mso-wrap-distance-bottom:0;mso-position-horizontal:absolute;mso-position-horizontal-relative:text;mso-position-vertical:absolute;mso-position-vertical-relative:text;v-text-anchor:top" o:gfxdata="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" filled="f" stroked="f">
+              <v:rect w14:anchorId="2F70BBD1" id="shape1040" o:spid="_x0000_s1035" style="position:absolute;left:0;text-align:left;margin-left:280.7pt;margin-top:188.7pt;width:155.85pt;height:28.05pt;z-index:251695104;visibility:visible;mso-wrap-style:square;mso-wrap-distance-left:9pt;mso-wrap-distance-top:0;mso-wrap-distance-right:9pt;mso-wrap-distance-bottom:0;mso-position-horizontal:absolute;mso-position-horizontal-relative:text;mso-position-vertical:absolute;mso-position-vertical-relative:text;v-text-anchor:top" o:gfxdata="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" filled="f" stroked="f">
                 <v:textbox>
                   <w:txbxContent>
                     <w:p/>
@@ -1143,7 +1143,7 @@
           </mc:Choice>
           <mc:Fallback>
             <w:pict>
-              <v:rect w14:anchorId="075A80AE" id="shape1041" o:spid="_x0000_s1037" style="position:absolute;left:0;text-align:left;margin-left:41.1pt;margin-top:215.6pt;width:413.55pt;height:28.05pt;z-index:251699200;visibility:visible;mso-wrap-style:square;mso-wrap-distance-left:9pt;mso-wrap-distance-top:0;mso-wrap-distance-right:9pt;mso-wrap-distance-bottom:0;mso-position-horizontal:absolute;mso-position-horizontal-relative:text;mso-position-vertical:absolute;mso-position-vertical-relative:text;v-text-anchor:top" o:gfxdata="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" filled="f" stroked="f">
+              <v:rect w14:anchorId="075A80AE" id="shape1041" o:spid="_x0000_s1036" style="position:absolute;left:0;text-align:left;margin-left:41.1pt;margin-top:215.6pt;width:413.55pt;height:28.05pt;z-index:251699200;visibility:visible;mso-wrap-style:square;mso-wrap-distance-left:9pt;mso-wrap-distance-top:0;mso-wrap-distance-right:9pt;mso-wrap-distance-bottom:0;mso-position-horizontal:absolute;mso-position-horizontal-relative:text;mso-position-vertical:absolute;mso-position-vertical-relative:text;v-text-anchor:top" o:gfxdata="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" filled="f" stroked="f">
                 <v:textbox>
                   <w:txbxContent>
                     <w:p/>
@@ -1212,7 +1212,7 @@
           </mc:Choice>
           <mc:Fallback>
             <w:pict>
-              <v:rect w14:anchorId="511E34E0" id="shape1042" o:spid="_x0000_s1038" style="position:absolute;left:0;text-align:left;margin-left:41.1pt;margin-top:189.15pt;width:178.2pt;height:28.05pt;z-index:251701248;visibility:visible;mso-wrap-style:square;mso-wrap-distance-left:9pt;mso-wrap-distance-top:0;mso-wrap-distance-right:9pt;mso-wrap-distance-bottom:0;mso-position-horizontal:absolute;mso-position-horizontal-relative:text;mso-position-vertical:absolute;mso-position-vertical-relative:text;v-text-anchor:top" o:gfxdata="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" filled="f" stroked="f">
+              <v:rect w14:anchorId="511E34E0" id="shape1042" o:spid="_x0000_s1037" style="position:absolute;left:0;text-align:left;margin-left:41.1pt;margin-top:189.15pt;width:178.2pt;height:28.05pt;z-index:251701248;visibility:visible;mso-wrap-style:square;mso-wrap-distance-left:9pt;mso-wrap-distance-top:0;mso-wrap-distance-right:9pt;mso-wrap-distance-bottom:0;mso-position-horizontal:absolute;mso-position-horizontal-relative:text;mso-position-vertical:absolute;mso-position-vertical-relative:text;v-text-anchor:top" o:gfxdata="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" filled="f" stroked="f">
                 <v:textbox>
                   <w:txbxContent>
                     <w:p/>
@@ -1281,7 +1281,7 @@
           </mc:Choice>
           <mc:Fallback>
             <w:pict>
-              <v:rect w14:anchorId="28591DDE" id="shape1043" o:spid="_x0000_s1039" style="position:absolute;left:0;text-align:left;margin-left:41.1pt;margin-top:160.2pt;width:170.65pt;height:28.05pt;z-index:251693056;visibility:visible;mso-wrap-style:square;mso-wrap-distance-left:9pt;mso-wrap-distance-top:0;mso-wrap-distance-right:9pt;mso-wrap-distance-bottom:0;mso-position-horizontal:absolute;mso-position-horizontal-relative:text;mso-position-vertical:absolute;mso-position-vertical-relative:text;v-text-anchor:top" o:gfxdata="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" filled="f" stroked="f">
+              <v:rect w14:anchorId="28591DDE" id="shape1043" o:spid="_x0000_s1038" style="position:absolute;left:0;text-align:left;margin-left:41.1pt;margin-top:160.2pt;width:170.65pt;height:28.05pt;z-index:251693056;visibility:visible;mso-wrap-style:square;mso-wrap-distance-left:9pt;mso-wrap-distance-top:0;mso-wrap-distance-right:9pt;mso-wrap-distance-bottom:0;mso-position-horizontal:absolute;mso-position-horizontal-relative:text;mso-position-vertical:absolute;mso-position-vertical-relative:text;v-text-anchor:top" o:gfxdata="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" filled="f" stroked="f">
                 <v:textbox>
                   <w:txbxContent>
                     <w:p/>
@@ -1350,7 +1350,7 @@
           </mc:Choice>
           <mc:Fallback>
             <w:pict>
-              <v:rect w14:anchorId="6EC9572D" id="shape1044" o:spid="_x0000_s1040" style="position:absolute;left:0;text-align:left;margin-left:41.1pt;margin-top:134.1pt;width:173.85pt;height:28.05pt;z-index:251686912;visibility:visible;mso-wrap-style:square;mso-wrap-distance-left:9pt;mso-wrap-distance-top:0;mso-wrap-distance-right:9pt;mso-wrap-distance-bottom:0;mso-position-horizontal:absolute;mso-position-horizontal-relative:text;mso-position-vertical:absolute;mso-position-vertical-relative:text;v-text-anchor:top" o:gfxdata="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" filled="f" stroked="f">
+              <v:rect w14:anchorId="6EC9572D" id="shape1044" o:spid="_x0000_s1039" style="position:absolute;left:0;text-align:left;margin-left:41.1pt;margin-top:134.1pt;width:173.85pt;height:28.05pt;z-index:251686912;visibility:visible;mso-wrap-style:square;mso-wrap-distance-left:9pt;mso-wrap-distance-top:0;mso-wrap-distance-right:9pt;mso-wrap-distance-bottom:0;mso-position-horizontal:absolute;mso-position-horizontal-relative:text;mso-position-vertical:absolute;mso-position-vertical-relative:text;v-text-anchor:top" o:gfxdata="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" filled="f" stroked="f">
                 <v:textbox>
                   <w:txbxContent>
                     <w:p/>
@@ -1419,7 +1419,7 @@
           </mc:Choice>
           <mc:Fallback>
             <w:pict>
-              <v:rect w14:anchorId="65713A68" id="shape1045" o:spid="_x0000_s1041" style="position:absolute;left:0;text-align:left;margin-left:41.1pt;margin-top:77.95pt;width:432.85pt;height:28.05pt;z-index:251684864;visibility:visible;mso-wrap-style:square;mso-wrap-distance-left:9pt;mso-wrap-distance-top:0;mso-wrap-distance-right:9pt;mso-wrap-distance-bottom:0;mso-position-horizontal:absolute;mso-position-horizontal-relative:text;mso-position-vertical:absolute;mso-position-vertical-relative:text;v-text-anchor:top" o:gfxdata="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" filled="f" stroked="f">
+              <v:rect w14:anchorId="65713A68" id="shape1045" o:spid="_x0000_s1040" style="position:absolute;left:0;text-align:left;margin-left:41.1pt;margin-top:77.95pt;width:432.85pt;height:28.05pt;z-index:251684864;visibility:visible;mso-wrap-style:square;mso-wrap-distance-left:9pt;mso-wrap-distance-top:0;mso-wrap-distance-right:9pt;mso-wrap-distance-bottom:0;mso-position-horizontal:absolute;mso-position-horizontal-relative:text;mso-position-vertical:absolute;mso-position-vertical-relative:text;v-text-anchor:top" o:gfxdata="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" filled="f" stroked="f">
                 <v:textbox>
                   <w:txbxContent>
                     <w:p/>
@@ -1488,7 +1488,7 @@
           </mc:Choice>
           <mc:Fallback>
             <w:pict>
-              <v:rect w14:anchorId="310A5E2B" id="shape1046" o:spid="_x0000_s1042" style="position:absolute;left:0;text-align:left;margin-left:41.1pt;margin-top:27.3pt;width:173.85pt;height:28.05pt;z-index:251676672;visibility:visible;mso-wrap-style:square;mso-wrap-distance-left:9pt;mso-wrap-distance-top:0;mso-wrap-distance-right:9pt;mso-wrap-distance-bottom:0;mso-position-horizontal:absolute;mso-position-horizontal-relative:text;mso-position-vertical:absolute;mso-position-vertical-relative:text;v-text-anchor:top" o:gfxdata="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" filled="f" stroked="f">
+              <v:rect w14:anchorId="310A5E2B" id="shape1046" o:spid="_x0000_s1041" style="position:absolute;left:0;text-align:left;margin-left:41.1pt;margin-top:27.3pt;width:173.85pt;height:28.05pt;z-index:251676672;visibility:visible;mso-wrap-style:square;mso-wrap-distance-left:9pt;mso-wrap-distance-top:0;mso-wrap-distance-right:9pt;mso-wrap-distance-bottom:0;mso-position-horizontal:absolute;mso-position-horizontal-relative:text;mso-position-vertical:absolute;mso-position-vertical-relative:text;v-text-anchor:top" o:gfxdata="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" filled="f" stroked="f">
                 <v:textbox>
                   <w:txbxContent>
                     <w:p/>
@@ -1557,7 +1557,7 @@
           </mc:Choice>
           <mc:Fallback>
             <w:pict>
-              <v:rect w14:anchorId="15995266" id="shape1047" o:spid="_x0000_s1043" style="position:absolute;left:0;text-align:left;margin-left:41.1pt;margin-top:-.45pt;width:173.85pt;height:28.05pt;z-index:251672576;visibility:visible;mso-wrap-style:square;mso-wrap-distance-left:9pt;mso-wrap-distance-top:0;mso-wrap-distance-right:9pt;mso-wrap-distance-bottom:0;mso-position-horizontal:absolute;mso-position-horizontal-relative:text;mso-position-vertical:absolute;mso-position-vertical-relative:text;v-text-anchor:top" o:gfxdata="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" filled="f" stroked="f">
+              <v:rect w14:anchorId="15995266" id="shape1047" o:spid="_x0000_s1042" style="position:absolute;left:0;text-align:left;margin-left:41.1pt;margin-top:-.45pt;width:173.85pt;height:28.05pt;z-index:251672576;visibility:visible;mso-wrap-style:square;mso-wrap-distance-left:9pt;mso-wrap-distance-top:0;mso-wrap-distance-right:9pt;mso-wrap-distance-bottom:0;mso-position-horizontal:absolute;mso-position-horizontal-relative:text;mso-position-vertical:absolute;mso-position-vertical-relative:text;v-text-anchor:top" o:gfxdata="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" filled="f" stroked="f">
                 <v:textbox>
                   <w:txbxContent>
                     <w:p/>
@@ -1634,7 +1634,7 @@
           </mc:Choice>
           <mc:Fallback>
             <w:pict>
-              <v:rect w14:anchorId="741A38FC" id="shape1048" o:spid="_x0000_s1044" style="position:absolute;left:0;text-align:left;margin-left:168.15pt;margin-top:639.55pt;width:45.15pt;height:37.65pt;z-index:251713536;visibility:visible;mso-wrap-style:square;mso-wrap-distance-left:9pt;mso-wrap-distance-top:0;mso-wrap-distance-right:9pt;mso-wrap-distance-bottom:0;mso-position-horizontal:absolute;mso-position-horizontal-relative:text;mso-position-vertical:absolute;mso-position-vertical-relative:text;v-text-anchor:top" o:gfxdata="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" filled="f" stroked="f">
+              <v:rect w14:anchorId="741A38FC" id="shape1048" o:spid="_x0000_s1043" style="position:absolute;left:0;text-align:left;margin-left:168.15pt;margin-top:639.55pt;width:45.15pt;height:37.65pt;z-index:251713536;visibility:visible;mso-wrap-style:square;mso-wrap-distance-left:9pt;mso-wrap-distance-top:0;mso-wrap-distance-right:9pt;mso-wrap-distance-bottom:0;mso-position-horizontal:absolute;mso-position-horizontal-relative:text;mso-position-vertical:absolute;mso-position-vertical-relative:text;v-text-anchor:top" o:gfxdata="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" filled="f" stroked="f">
                 <v:textbox>
                   <w:txbxContent>
                     <w:p>
@@ -1715,7 +1715,7 @@
           </mc:Choice>
           <mc:Fallback>
             <w:pict>
-              <v:rect w14:anchorId="4FAE7B30" id="shape1049" o:spid="_x0000_s1045" style="position:absolute;left:0;text-align:left;margin-left:252.7pt;margin-top:646.35pt;width:107.1pt;height:28.05pt;z-index:251715584;visibility:visible;mso-wrap-style:square;mso-wrap-distance-left:9pt;mso-wrap-distance-top:0;mso-wrap-distance-right:9pt;mso-wrap-distance-bottom:0;mso-position-horizontal:absolute;mso-position-horizontal-relative:text;mso-position-vertical:absolute;mso-position-vertical-relative:text;v-text-anchor:top" o:gfxdata="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" filled="f" stroked="f">
+              <v:rect w14:anchorId="4FAE7B30" id="shape1049" o:spid="_x0000_s1044" style="position:absolute;left:0;text-align:left;margin-left:252.7pt;margin-top:646.35pt;width:107.1pt;height:28.05pt;z-index:251715584;visibility:visible;mso-wrap-style:square;mso-wrap-distance-left:9pt;mso-wrap-distance-top:0;mso-wrap-distance-right:9pt;mso-wrap-distance-bottom:0;mso-position-horizontal:absolute;mso-position-horizontal-relative:text;mso-position-vertical:absolute;mso-position-vertical-relative:text;v-text-anchor:top" o:gfxdata="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" filled="f" stroked="f">
                 <v:textbox>
                   <w:txbxContent>
                     <w:p>
@@ -1796,7 +1796,7 @@
           </mc:Choice>
           <mc:Fallback>
             <w:pict>
-              <v:rect w14:anchorId="12DD0FCD" id="shape1050" o:spid="_x0000_s1046" style="position:absolute;left:0;text-align:left;margin-left:122.6pt;margin-top:638.85pt;width:45.15pt;height:37.65pt;z-index:251711488;visibility:visible;mso-wrap-style:square;mso-wrap-distance-left:9pt;mso-wrap-distance-top:0;mso-wrap-distance-right:9pt;mso-wrap-distance-bottom:0;mso-position-horizontal:absolute;mso-position-horizontal-relative:text;mso-position-vertical:absolute;mso-position-vertical-relative:text;v-text-anchor:top" o:gfxdata="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" filled="f" stroked="f">
+              <v:rect w14:anchorId="12DD0FCD" id="shape1050" o:spid="_x0000_s1045" style="position:absolute;left:0;text-align:left;margin-left:122.6pt;margin-top:638.85pt;width:45.15pt;height:37.65pt;z-index:251711488;visibility:visible;mso-wrap-style:square;mso-wrap-distance-left:9pt;mso-wrap-distance-top:0;mso-wrap-distance-right:9pt;mso-wrap-distance-bottom:0;mso-position-horizontal:absolute;mso-position-horizontal-relative:text;mso-position-vertical:absolute;mso-position-vertical-relative:text;v-text-anchor:top" o:gfxdata="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" filled="f" stroked="f">
                 <v:textbox>
                   <w:txbxContent>
                     <w:p>
@@ -1873,7 +1873,7 @@
           </mc:Choice>
           <mc:Fallback>
             <w:pict>
-              <v:rect w14:anchorId="22658BF7" id="shape1051" o:spid="_x0000_s1047" style="position:absolute;left:0;text-align:left;margin-left:404.45pt;margin-top:313.25pt;width:92.15pt;height:28.05pt;z-index:251697152;visibility:visible;mso-wrap-style:square;mso-wrap-distance-left:9pt;mso-wrap-distance-top:0;mso-wrap-distance-right:9pt;mso-wrap-distance-bottom:0;mso-position-horizontal:absolute;mso-position-horizontal-relative:text;mso-position-vertical:absolute;mso-position-vertical-relative:text;v-text-anchor:top" o:gfxdata="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" filled="f" stroked="f">
+              <v:rect w14:anchorId="22658BF7" id="shape1051" o:spid="_x0000_s1046" style="position:absolute;left:0;text-align:left;margin-left:404.45pt;margin-top:313.25pt;width:92.15pt;height:28.05pt;z-index:251697152;visibility:visible;mso-wrap-style:square;mso-wrap-distance-left:9pt;mso-wrap-distance-top:0;mso-wrap-distance-right:9pt;mso-wrap-distance-bottom:0;mso-position-horizontal:absolute;mso-position-horizontal-relative:text;mso-position-vertical:absolute;mso-position-vertical-relative:text;v-text-anchor:top" o:gfxdata="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" filled="f" stroked="f">
                 <v:textbox>
                   <w:txbxContent>
                     <w:p/>
